--- a/peronsal-website/word-documents/W08-Brainstorming.docx
+++ b/peronsal-website/word-documents/W08-Brainstorming.docx
@@ -3,806 +3,67 @@
 <w:document xmlns:wpc="http://schemas.microsoft.com/office/word/2010/wordprocessingCanvas" xmlns:cx="http://schemas.microsoft.com/office/drawing/2014/chartex" xmlns:cx1="http://schemas.microsoft.com/office/drawing/2015/9/8/chartex" xmlns:cx2="http://schemas.microsoft.com/office/drawing/2015/10/21/chartex" xmlns:cx3="http://schemas.microsoft.com/office/drawing/2016/5/9/chartex" xmlns:cx4="http://schemas.microsoft.com/office/drawing/2016/5/10/chartex" xmlns:cx5="http://schemas.microsoft.com/office/drawing/2016/5/11/chartex" xmlns:cx6="http://schemas.microsoft.com/office/drawing/2016/5/12/chartex" xmlns:cx7="http://schemas.microsoft.com/office/drawing/2016/5/13/chartex" xmlns:cx8="http://schemas.microsoft.com/office/drawing/2016/5/14/chartex" xmlns:mc="http://schemas.openxmlformats.org/markup-compatibility/2006" xmlns:aink="http://schemas.microsoft.com/office/drawing/2016/ink" xmlns:am3d="http://schemas.microsoft.com/office/drawing/2017/model3d" xmlns:o="urn:schemas-microsoft-com:office:office" xmlns:oel="http://schemas.microsoft.com/office/2019/extlst" xmlns:r="http://schemas.openxmlformats.org/officeDocument/2006/relationships" xmlns:m="http://schemas.openxmlformats.org/officeDocument/2006/math" xmlns:v="urn:schemas-microsoft-com:vml" xmlns:wp14="http://schemas.microsoft.com/office/word/2010/wordprocessingDrawing" xmlns:wp="http://schemas.openxmlformats.org/drawingml/2006/wordprocessingDrawing" xmlns:w10="urn:schemas-microsoft-com:office:word" xmlns:w="http://schemas.openxmlformats.org/wordprocessingml/2006/main" xmlns:w14="http://schemas.microsoft.com/office/word/2010/wordml" xmlns:w15="http://schemas.microsoft.com/office/word/2012/wordml" xmlns:w16cex="http://schemas.microsoft.com/office/word/2018/wordml/cex" xmlns:w16cid="http://schemas.microsoft.com/office/word/2016/wordml/cid" xmlns:w16="http://schemas.microsoft.com/office/word/2018/wordml" xmlns:w16sdtdh="http://schemas.microsoft.com/office/word/2020/wordml/sdtdatahash" xmlns:w16se="http://schemas.microsoft.com/office/word/2015/wordml/symex" xmlns:wpg="http://schemas.microsoft.com/office/word/2010/wordprocessingGroup" xmlns:wpi="http://schemas.microsoft.com/office/word/2010/wordprocessingInk" xmlns:wne="http://schemas.microsoft.com/office/word/2006/wordml" xmlns:wps="http://schemas.microsoft.com/office/word/2010/wordprocessingShape" mc:Ignorable="w14 w15 w16se w16cid w16 w16cex w16sdtdh wp14">
   <w:body>
     <w:p>
-      <w:pPr>
-        <w:pStyle w:val="Heading1"/>
-      </w:pPr>
-      <w:r>
-        <w:t>Header</w:t>
+      <w:r>
+        <w:t>Header will have the logo and 2 links. The logo will also be a link back to the home page. The two links are: Schedule a Demo, and Services.</w:t>
       </w:r>
     </w:p>
     <w:p>
       <w:r>
-        <w:t xml:space="preserve">The heading will have </w:t>
-      </w:r>
-      <w:proofErr w:type="gramStart"/>
-      <w:r>
-        <w:t>all of</w:t>
-      </w:r>
-      <w:proofErr w:type="gramEnd"/>
-      <w:r>
-        <w:t xml:space="preserve"> the same links as with other pages on the site and my personal logo off to the far left. </w:t>
+        <w:t xml:space="preserve">Home page is a sales pitch that has a catch phrase: Small steps towards a better life. Beneath that there will be a paragraph: “Making changes to your life doesn’t have to start with big things. It’s taking small incremental steps that will lead to big results.” </w:t>
+      </w:r>
+      <w:r>
+        <w:t>Below that will be links to two child pages. One for scheduling a demo, one for seeing available training. The link could say “Learn more about our trainings” and “click here to schedule a demo”.</w:t>
       </w:r>
     </w:p>
     <w:p>
-      <w:pPr>
-        <w:pStyle w:val="Heading1"/>
-      </w:pPr>
-      <w:r>
-        <w:t>Body</w:t>
+      <w:r>
+        <w:t xml:space="preserve">The Demo page is a page that has the user schedule a time to view a live webinar. There is a description. The description will say: “Sign up for a live webinar to learn more about our content and services. We’ll walk you through our course content, showing you how simple </w:t>
+      </w:r>
+      <w:r>
+        <w:t>it can be to make life altering changes. You’ll even have time to ask questions after through our chat feature.</w:t>
+      </w:r>
+      <w:r>
+        <w:t>”</w:t>
+      </w:r>
+      <w:r>
+        <w:t xml:space="preserve"> Below that will show different times available for webinars. There will be a date, a time, and link to hold their seat.</w:t>
       </w:r>
     </w:p>
     <w:p>
       <w:r>
-        <w:t>The top of the body will contain my name. The name will be big and bolded. The main part of the body will contain a summary of my experience as well as my skills and work experience.</w:t>
+        <w:t>The trainings and content page will consist of a list of different courses the users can take. One class will be on finances. Header will say: “Finances”. Description will say: “Lean the basics of budgeting, increasing your credit score, and investing.</w:t>
+      </w:r>
+      <w:r>
+        <w:t xml:space="preserve"> Another class will be time management. Header will say: “Time Management”. Description will say: “Learn all the basic skills you need to be more efficient in your everyday life</w:t>
+      </w:r>
+      <w:r>
+        <w:t>. You’ll learn how to prioritize your time, as well as showing you available tools like calendars and task managers.</w:t>
+      </w:r>
+      <w:r>
+        <w:t>”</w:t>
+      </w:r>
+      <w:r>
+        <w:t xml:space="preserve"> </w:t>
+      </w:r>
+      <w:r>
+        <w:t xml:space="preserve"> </w:t>
+      </w:r>
+      <w:r>
+        <w:t>Another course will be “Goal Setting”. Description: “</w:t>
+      </w:r>
+      <w:r>
+        <w:t>This course is intended to help you gain a better understanding of the why behind the goal through a hierarchy.</w:t>
+      </w:r>
+      <w:r>
+        <w:t xml:space="preserve"> Other topics: “Habit Forming”, “Learn how to learn”, “Mindfulness and meditation”, “Leadership”, “Communication”.</w:t>
       </w:r>
     </w:p>
     <w:p>
-      <w:pPr>
-        <w:pStyle w:val="Heading2"/>
-      </w:pPr>
-      <w:r>
-        <w:t>Summary</w:t>
-      </w:r>
-    </w:p>
-    <w:p>
-      <w:r>
-        <w:t>Summary will contain the following: “</w:t>
-      </w:r>
-      <w:r>
-        <w:t>I’m a dedicated worker who has been in software testing for over 3 years. I have helped launch successful products such as Car Guard, Nest Thermostat integration, and Shortcuts. Each of which gave me great opportunities in creating and executing test plans and effectively communicate risks to Product and Engineering teams.</w:t>
-      </w:r>
-      <w:r>
-        <w:t>”</w:t>
-      </w:r>
-    </w:p>
-    <w:p>
-      <w:pPr>
-        <w:pStyle w:val="Heading2"/>
-      </w:pPr>
-      <w:r>
-        <w:t>Skills</w:t>
-      </w:r>
-    </w:p>
-    <w:p>
-      <w:r>
-        <w:t xml:space="preserve">Skills will contain the following: </w:t>
-      </w:r>
-      <w:r>
-        <w:t xml:space="preserve">“Jira for bug reporting, </w:t>
-      </w:r>
-      <w:proofErr w:type="spellStart"/>
-      <w:r>
-        <w:t>Graybox</w:t>
-      </w:r>
-      <w:proofErr w:type="spellEnd"/>
-      <w:r>
-        <w:t xml:space="preserve"> testing with Android Studio, Basics in Kotlin, Front end testing Android and </w:t>
-      </w:r>
-      <w:proofErr w:type="spellStart"/>
-      <w:r>
-        <w:t>iO</w:t>
-      </w:r>
-      <w:proofErr w:type="spellEnd"/>
-      <w:r>
-        <w:t xml:space="preserve">, </w:t>
-      </w:r>
-      <w:proofErr w:type="spellStart"/>
-      <w:r>
-        <w:t>Testrail</w:t>
-      </w:r>
-      <w:proofErr w:type="spellEnd"/>
-      <w:r>
-        <w:t xml:space="preserve">, X-ray in </w:t>
-      </w:r>
-      <w:proofErr w:type="spellStart"/>
-      <w:r>
-        <w:t>jira</w:t>
-      </w:r>
-      <w:proofErr w:type="spellEnd"/>
-      <w:r>
-        <w:t xml:space="preserve"> for test plan/execution, Some Postman for basic API testing”. Each of these skills will under the header called “Skills” in a</w:t>
-      </w:r>
-      <w:r>
-        <w:t xml:space="preserve"> 4:2</w:t>
-      </w:r>
-      <w:r>
-        <w:t xml:space="preserve"> grid layout, with some added images behind each skill.</w:t>
-      </w:r>
-    </w:p>
-    <w:p>
-      <w:pPr>
-        <w:pStyle w:val="Heading2"/>
-      </w:pPr>
-      <w:r>
-        <w:t>Work Experience</w:t>
-      </w:r>
-    </w:p>
-    <w:p>
-      <w:r>
-        <w:t>Work experience will contain the following:</w:t>
-      </w:r>
-    </w:p>
-    <w:p>
-      <w:pPr>
-        <w:spacing w:after="0" w:line="240" w:lineRule="auto"/>
-        <w:rPr>
-          <w:rFonts w:ascii="Times New Roman" w:eastAsia="Times New Roman" w:hAnsi="Times New Roman" w:cs="Times New Roman"/>
-          <w:sz w:val="24"/>
-          <w:szCs w:val="24"/>
-        </w:rPr>
-      </w:pPr>
-      <w:r>
-        <w:rPr>
-          <w:rFonts w:ascii="Calibri" w:eastAsia="Times New Roman" w:hAnsi="Calibri" w:cs="Calibri"/>
-          <w:color w:val="000000"/>
-          <w:sz w:val="36"/>
-          <w:szCs w:val="36"/>
-        </w:rPr>
-        <w:t>Experience </w:t>
-      </w:r>
-    </w:p>
-    <w:p>
-      <w:pPr>
-        <w:spacing w:after="0" w:line="240" w:lineRule="auto"/>
-        <w:rPr>
-          <w:rFonts w:ascii="Times New Roman" w:eastAsia="Times New Roman" w:hAnsi="Times New Roman" w:cs="Times New Roman"/>
-          <w:sz w:val="24"/>
-          <w:szCs w:val="24"/>
-        </w:rPr>
-      </w:pPr>
-    </w:p>
-    <w:tbl>
-      <w:tblPr>
-        <w:tblW w:w="0" w:type="auto"/>
-        <w:tblCellMar>
-          <w:top w:w="15" w:type="dxa"/>
-          <w:left w:w="15" w:type="dxa"/>
-          <w:bottom w:w="15" w:type="dxa"/>
-          <w:right w:w="15" w:type="dxa"/>
-        </w:tblCellMar>
-        <w:tblLook w:val="04A0" w:firstRow="1" w:lastRow="0" w:firstColumn="1" w:lastColumn="0" w:noHBand="0" w:noVBand="1"/>
-      </w:tblPr>
-      <w:tblGrid>
-        <w:gridCol w:w="4619"/>
-        <w:gridCol w:w="4741"/>
-      </w:tblGrid>
-      <w:tr>
-        <w:tc>
-          <w:tcPr>
-            <w:tcW w:w="0" w:type="auto"/>
-            <w:tcMar>
-              <w:top w:w="0" w:type="dxa"/>
-              <w:left w:w="108" w:type="dxa"/>
-              <w:bottom w:w="0" w:type="dxa"/>
-              <w:right w:w="108" w:type="dxa"/>
-            </w:tcMar>
-            <w:hideMark/>
-          </w:tcPr>
-          <w:p>
-            <w:pPr>
-              <w:spacing w:after="0" w:line="240" w:lineRule="auto"/>
-              <w:rPr>
-                <w:rFonts w:ascii="Times New Roman" w:eastAsia="Times New Roman" w:hAnsi="Times New Roman" w:cs="Times New Roman"/>
-                <w:sz w:val="24"/>
-                <w:szCs w:val="24"/>
-              </w:rPr>
-            </w:pPr>
-            <w:r>
-              <w:rPr>
-                <w:rFonts w:ascii="Calibri" w:eastAsia="Times New Roman" w:hAnsi="Calibri" w:cs="Calibri"/>
-                <w:b/>
-                <w:bCs/>
-                <w:color w:val="000000"/>
-                <w:sz w:val="24"/>
-                <w:szCs w:val="24"/>
-              </w:rPr>
-              <w:t>QA Engineer II</w:t>
-            </w:r>
-          </w:p>
-          <w:p>
-            <w:pPr>
-              <w:spacing w:after="0" w:line="240" w:lineRule="auto"/>
-              <w:rPr>
-                <w:rFonts w:ascii="Times New Roman" w:eastAsia="Times New Roman" w:hAnsi="Times New Roman" w:cs="Times New Roman"/>
-                <w:sz w:val="24"/>
-                <w:szCs w:val="24"/>
-              </w:rPr>
-            </w:pPr>
-            <w:r>
-              <w:rPr>
-                <w:rFonts w:ascii="Calibri" w:eastAsia="Times New Roman" w:hAnsi="Calibri" w:cs="Calibri"/>
-                <w:i/>
-                <w:iCs/>
-                <w:color w:val="000000"/>
-                <w:sz w:val="24"/>
-                <w:szCs w:val="24"/>
-              </w:rPr>
-              <w:t>Vivint Inc.</w:t>
-            </w:r>
-          </w:p>
-        </w:tc>
-        <w:tc>
-          <w:tcPr>
-            <w:tcW w:w="0" w:type="auto"/>
-            <w:tcMar>
-              <w:top w:w="0" w:type="dxa"/>
-              <w:left w:w="108" w:type="dxa"/>
-              <w:bottom w:w="0" w:type="dxa"/>
-              <w:right w:w="108" w:type="dxa"/>
-            </w:tcMar>
-            <w:hideMark/>
-          </w:tcPr>
-          <w:p>
-            <w:pPr>
-              <w:spacing w:after="0" w:line="240" w:lineRule="auto"/>
-              <w:jc w:val="right"/>
-              <w:rPr>
-                <w:rFonts w:ascii="Times New Roman" w:eastAsia="Times New Roman" w:hAnsi="Times New Roman" w:cs="Times New Roman"/>
-                <w:sz w:val="24"/>
-                <w:szCs w:val="24"/>
-              </w:rPr>
-            </w:pPr>
-            <w:r>
-              <w:rPr>
-                <w:rFonts w:ascii="Calibri" w:eastAsia="Times New Roman" w:hAnsi="Calibri" w:cs="Calibri"/>
-                <w:color w:val="000000"/>
-                <w:sz w:val="24"/>
-                <w:szCs w:val="24"/>
-              </w:rPr>
-              <w:t>March 2020–Present</w:t>
-            </w:r>
-          </w:p>
-        </w:tc>
-      </w:tr>
-      <w:tr>
-        <w:tc>
-          <w:tcPr>
-            <w:tcW w:w="0" w:type="auto"/>
-            <w:gridSpan w:val="2"/>
-            <w:tcMar>
-              <w:top w:w="0" w:type="dxa"/>
-              <w:left w:w="108" w:type="dxa"/>
-              <w:bottom w:w="0" w:type="dxa"/>
-              <w:right w:w="108" w:type="dxa"/>
-            </w:tcMar>
-            <w:hideMark/>
-          </w:tcPr>
-          <w:p>
-            <w:pPr>
-              <w:numPr>
-                <w:ilvl w:val="0"/>
-                <w:numId w:val="1"/>
-              </w:numPr>
-              <w:spacing w:after="0" w:line="240" w:lineRule="auto"/>
-              <w:textAlignment w:val="baseline"/>
-              <w:rPr>
-                <w:rFonts w:ascii="Calibri" w:eastAsia="Times New Roman" w:hAnsi="Calibri" w:cs="Calibri"/>
-                <w:color w:val="000000"/>
-              </w:rPr>
-            </w:pPr>
-            <w:r>
-              <w:rPr>
-                <w:rFonts w:ascii="Calibri" w:eastAsia="Times New Roman" w:hAnsi="Calibri" w:cs="Calibri"/>
-                <w:color w:val="000000"/>
-              </w:rPr>
-              <w:t>On my down time I would fix minor bugs on Android</w:t>
-            </w:r>
-          </w:p>
-          <w:p>
-            <w:pPr>
-              <w:numPr>
-                <w:ilvl w:val="0"/>
-                <w:numId w:val="1"/>
-              </w:numPr>
-              <w:spacing w:after="0" w:line="240" w:lineRule="auto"/>
-              <w:textAlignment w:val="baseline"/>
-              <w:rPr>
-                <w:rFonts w:ascii="Calibri" w:eastAsia="Times New Roman" w:hAnsi="Calibri" w:cs="Calibri"/>
-                <w:color w:val="000000"/>
-              </w:rPr>
-            </w:pPr>
-            <w:r>
-              <w:rPr>
-                <w:rFonts w:ascii="Calibri" w:eastAsia="Times New Roman" w:hAnsi="Calibri" w:cs="Calibri"/>
-                <w:color w:val="000000"/>
-              </w:rPr>
-              <w:t>Initiated Product and UX teams to involve QA in all development processes</w:t>
-            </w:r>
-          </w:p>
-          <w:p>
-            <w:pPr>
-              <w:numPr>
-                <w:ilvl w:val="0"/>
-                <w:numId w:val="1"/>
-              </w:numPr>
-              <w:spacing w:after="0" w:line="240" w:lineRule="auto"/>
-              <w:textAlignment w:val="baseline"/>
-              <w:rPr>
-                <w:rFonts w:ascii="Calibri" w:eastAsia="Times New Roman" w:hAnsi="Calibri" w:cs="Calibri"/>
-                <w:color w:val="000000"/>
-              </w:rPr>
-            </w:pPr>
-            <w:r>
-              <w:rPr>
-                <w:rFonts w:ascii="Calibri" w:eastAsia="Times New Roman" w:hAnsi="Calibri" w:cs="Calibri"/>
-                <w:color w:val="000000"/>
-              </w:rPr>
-              <w:t>Created process to ensure automation failure results were tracked and reported</w:t>
-            </w:r>
-          </w:p>
-          <w:p>
-            <w:pPr>
-              <w:numPr>
-                <w:ilvl w:val="0"/>
-                <w:numId w:val="1"/>
-              </w:numPr>
-              <w:spacing w:line="240" w:lineRule="auto"/>
-              <w:textAlignment w:val="baseline"/>
-              <w:rPr>
-                <w:rFonts w:ascii="Calibri" w:eastAsia="Times New Roman" w:hAnsi="Calibri" w:cs="Calibri"/>
-                <w:color w:val="000000"/>
-              </w:rPr>
-            </w:pPr>
-            <w:r>
-              <w:rPr>
-                <w:rFonts w:ascii="Calibri" w:eastAsia="Times New Roman" w:hAnsi="Calibri" w:cs="Calibri"/>
-                <w:color w:val="000000"/>
-              </w:rPr>
-              <w:t>Streamlined communication concerning new products and features</w:t>
-            </w:r>
-          </w:p>
-        </w:tc>
-      </w:tr>
-      <w:tr>
-        <w:tc>
-          <w:tcPr>
-            <w:tcW w:w="0" w:type="auto"/>
-            <w:tcMar>
-              <w:top w:w="0" w:type="dxa"/>
-              <w:left w:w="108" w:type="dxa"/>
-              <w:bottom w:w="0" w:type="dxa"/>
-              <w:right w:w="108" w:type="dxa"/>
-            </w:tcMar>
-            <w:hideMark/>
-          </w:tcPr>
-          <w:p>
-            <w:pPr>
-              <w:spacing w:after="0" w:line="240" w:lineRule="auto"/>
-              <w:rPr>
-                <w:rFonts w:ascii="Times New Roman" w:eastAsia="Times New Roman" w:hAnsi="Times New Roman" w:cs="Times New Roman"/>
-                <w:sz w:val="24"/>
-                <w:szCs w:val="24"/>
-              </w:rPr>
-            </w:pPr>
-            <w:r>
-              <w:rPr>
-                <w:rFonts w:ascii="Calibri" w:eastAsia="Times New Roman" w:hAnsi="Calibri" w:cs="Calibri"/>
-                <w:b/>
-                <w:bCs/>
-                <w:color w:val="000000"/>
-                <w:sz w:val="24"/>
-                <w:szCs w:val="24"/>
-              </w:rPr>
-              <w:t>QA Regression Tester</w:t>
-            </w:r>
-            <w:r>
-              <w:rPr>
-                <w:rFonts w:ascii="Calibri" w:eastAsia="Times New Roman" w:hAnsi="Calibri" w:cs="Calibri"/>
-                <w:b/>
-                <w:bCs/>
-                <w:color w:val="000000"/>
-                <w:sz w:val="24"/>
-                <w:szCs w:val="24"/>
-              </w:rPr>
-              <w:tab/>
-            </w:r>
-          </w:p>
-          <w:p>
-            <w:pPr>
-              <w:spacing w:after="0" w:line="240" w:lineRule="auto"/>
-              <w:rPr>
-                <w:rFonts w:ascii="Times New Roman" w:eastAsia="Times New Roman" w:hAnsi="Times New Roman" w:cs="Times New Roman"/>
-                <w:sz w:val="24"/>
-                <w:szCs w:val="24"/>
-              </w:rPr>
-            </w:pPr>
-            <w:r>
-              <w:rPr>
-                <w:rFonts w:ascii="Calibri" w:eastAsia="Times New Roman" w:hAnsi="Calibri" w:cs="Calibri"/>
-                <w:i/>
-                <w:iCs/>
-                <w:color w:val="000000"/>
-                <w:sz w:val="24"/>
-                <w:szCs w:val="24"/>
-              </w:rPr>
-              <w:t>Vivint Inc.</w:t>
-            </w:r>
-          </w:p>
-        </w:tc>
-        <w:tc>
-          <w:tcPr>
-            <w:tcW w:w="0" w:type="auto"/>
-            <w:tcMar>
-              <w:top w:w="0" w:type="dxa"/>
-              <w:left w:w="108" w:type="dxa"/>
-              <w:bottom w:w="0" w:type="dxa"/>
-              <w:right w:w="108" w:type="dxa"/>
-            </w:tcMar>
-            <w:hideMark/>
-          </w:tcPr>
-          <w:p>
-            <w:pPr>
-              <w:spacing w:after="0" w:line="240" w:lineRule="auto"/>
-              <w:jc w:val="right"/>
-              <w:rPr>
-                <w:rFonts w:ascii="Times New Roman" w:eastAsia="Times New Roman" w:hAnsi="Times New Roman" w:cs="Times New Roman"/>
-                <w:sz w:val="24"/>
-                <w:szCs w:val="24"/>
-              </w:rPr>
-            </w:pPr>
-            <w:r>
-              <w:rPr>
-                <w:rFonts w:ascii="Calibri" w:eastAsia="Times New Roman" w:hAnsi="Calibri" w:cs="Calibri"/>
-                <w:color w:val="000000"/>
-                <w:sz w:val="24"/>
-                <w:szCs w:val="24"/>
-              </w:rPr>
-              <w:t>Nov. 2018–March 2020</w:t>
-            </w:r>
-          </w:p>
-        </w:tc>
-      </w:tr>
-      <w:tr>
-        <w:tc>
-          <w:tcPr>
-            <w:tcW w:w="0" w:type="auto"/>
-            <w:gridSpan w:val="2"/>
-            <w:tcMar>
-              <w:top w:w="0" w:type="dxa"/>
-              <w:left w:w="108" w:type="dxa"/>
-              <w:bottom w:w="0" w:type="dxa"/>
-              <w:right w:w="108" w:type="dxa"/>
-            </w:tcMar>
-            <w:hideMark/>
-          </w:tcPr>
-          <w:p>
-            <w:pPr>
-              <w:numPr>
-                <w:ilvl w:val="0"/>
-                <w:numId w:val="2"/>
-              </w:numPr>
-              <w:spacing w:after="0" w:line="240" w:lineRule="auto"/>
-              <w:textAlignment w:val="baseline"/>
-              <w:rPr>
-                <w:rFonts w:ascii="Calibri" w:eastAsia="Times New Roman" w:hAnsi="Calibri" w:cs="Calibri"/>
-                <w:color w:val="000000"/>
-              </w:rPr>
-            </w:pPr>
-            <w:r>
-              <w:rPr>
-                <w:rFonts w:ascii="Calibri" w:eastAsia="Times New Roman" w:hAnsi="Calibri" w:cs="Calibri"/>
-                <w:color w:val="000000"/>
-              </w:rPr>
-              <w:t>Created onboarding page for new hires to reduce onboarding times</w:t>
-            </w:r>
-          </w:p>
-          <w:p>
-            <w:pPr>
-              <w:numPr>
-                <w:ilvl w:val="0"/>
-                <w:numId w:val="2"/>
-              </w:numPr>
-              <w:spacing w:after="0" w:line="240" w:lineRule="auto"/>
-              <w:textAlignment w:val="baseline"/>
-              <w:rPr>
-                <w:rFonts w:ascii="Calibri" w:eastAsia="Times New Roman" w:hAnsi="Calibri" w:cs="Calibri"/>
-                <w:color w:val="000000"/>
-              </w:rPr>
-            </w:pPr>
-            <w:r>
-              <w:rPr>
-                <w:rFonts w:ascii="Calibri" w:eastAsia="Times New Roman" w:hAnsi="Calibri" w:cs="Calibri"/>
-                <w:color w:val="000000"/>
-              </w:rPr>
-              <w:t>I had highest test case completion on team with 20-30 a day where others were between 5-10</w:t>
-            </w:r>
-          </w:p>
-          <w:p>
-            <w:pPr>
-              <w:numPr>
-                <w:ilvl w:val="0"/>
-                <w:numId w:val="2"/>
-              </w:numPr>
-              <w:spacing w:line="240" w:lineRule="auto"/>
-              <w:textAlignment w:val="baseline"/>
-              <w:rPr>
-                <w:rFonts w:ascii="Calibri" w:eastAsia="Times New Roman" w:hAnsi="Calibri" w:cs="Calibri"/>
-                <w:color w:val="000000"/>
-              </w:rPr>
-            </w:pPr>
-            <w:r>
-              <w:rPr>
-                <w:rFonts w:ascii="Calibri" w:eastAsia="Times New Roman" w:hAnsi="Calibri" w:cs="Calibri"/>
-                <w:color w:val="000000"/>
-              </w:rPr>
-              <w:t>Received more responsibilities based on my work ethic such as helping to manage the release and working on feature tickets</w:t>
-            </w:r>
-          </w:p>
-        </w:tc>
-      </w:tr>
-    </w:tbl>
-    <w:p>
-      <w:r>
-        <w:t xml:space="preserve">It’s possible that there will be images of the company I’ve worked at </w:t>
-      </w:r>
-      <w:r>
-        <w:t>embedded within the work experience text. Maybe wrapping the images around the text.</w:t>
-      </w:r>
-    </w:p>
-    <w:p>
-      <w:pPr>
-        <w:pStyle w:val="Heading2"/>
-      </w:pPr>
-      <w:r>
-        <w:lastRenderedPageBreak/>
-        <w:t>Education</w:t>
-      </w:r>
-    </w:p>
-    <w:p>
-      <w:r>
-        <w:t xml:space="preserve">At the bottom of the body will be my education. I’ll show I that I have my ISTQB </w:t>
-      </w:r>
-      <w:proofErr w:type="gramStart"/>
-      <w:r>
-        <w:t>certification</w:t>
-      </w:r>
-      <w:proofErr w:type="gramEnd"/>
-      <w:r>
-        <w:t xml:space="preserve"> and I’ll show that I’m currently going to BYU Idaho through their online degree program. Here’s a general idea of what it could look like:</w:t>
-      </w:r>
-    </w:p>
-    <w:p>
-      <w:pPr>
-        <w:spacing w:after="0" w:line="240" w:lineRule="auto"/>
-        <w:rPr>
-          <w:rFonts w:ascii="Calibri" w:eastAsia="Times New Roman" w:hAnsi="Calibri" w:cs="Calibri"/>
-          <w:color w:val="000000"/>
-          <w:sz w:val="36"/>
-          <w:szCs w:val="36"/>
-        </w:rPr>
-      </w:pPr>
-      <w:r>
-        <w:rPr>
-          <w:rFonts w:ascii="Calibri" w:eastAsia="Times New Roman" w:hAnsi="Calibri" w:cs="Calibri"/>
-          <w:color w:val="000000"/>
-          <w:sz w:val="36"/>
-          <w:szCs w:val="36"/>
-        </w:rPr>
-        <w:t>Education</w:t>
-      </w:r>
-    </w:p>
-    <w:tbl>
-      <w:tblPr>
-        <w:tblW w:w="0" w:type="auto"/>
-        <w:tblCellMar>
-          <w:top w:w="15" w:type="dxa"/>
-          <w:left w:w="15" w:type="dxa"/>
-          <w:bottom w:w="15" w:type="dxa"/>
-          <w:right w:w="15" w:type="dxa"/>
-        </w:tblCellMar>
-        <w:tblLook w:val="04A0" w:firstRow="1" w:lastRow="0" w:firstColumn="1" w:lastColumn="0" w:noHBand="0" w:noVBand="1"/>
-      </w:tblPr>
-      <w:tblGrid>
-        <w:gridCol w:w="3245"/>
-        <w:gridCol w:w="1828"/>
-      </w:tblGrid>
-      <w:tr>
-        <w:tc>
-          <w:tcPr>
-            <w:tcW w:w="0" w:type="auto"/>
-            <w:tcMar>
-              <w:top w:w="0" w:type="dxa"/>
-              <w:left w:w="108" w:type="dxa"/>
-              <w:bottom w:w="0" w:type="dxa"/>
-              <w:right w:w="108" w:type="dxa"/>
-            </w:tcMar>
-            <w:hideMark/>
-          </w:tcPr>
-          <w:p>
-            <w:pPr>
-              <w:spacing w:after="0" w:line="240" w:lineRule="auto"/>
-              <w:rPr>
-                <w:rFonts w:ascii="Times New Roman" w:eastAsia="Times New Roman" w:hAnsi="Times New Roman" w:cs="Times New Roman"/>
-                <w:sz w:val="24"/>
-                <w:szCs w:val="24"/>
-              </w:rPr>
-            </w:pPr>
-            <w:r>
-              <w:rPr>
-                <w:rFonts w:ascii="Calibri" w:eastAsia="Times New Roman" w:hAnsi="Calibri" w:cs="Calibri"/>
-                <w:b/>
-                <w:bCs/>
-                <w:color w:val="000000"/>
-                <w:sz w:val="24"/>
-                <w:szCs w:val="24"/>
-              </w:rPr>
-              <w:t>BA Applied Technology</w:t>
-            </w:r>
-          </w:p>
-          <w:p>
-            <w:pPr>
-              <w:spacing w:after="0" w:line="240" w:lineRule="auto"/>
-              <w:rPr>
-                <w:rFonts w:ascii="Times New Roman" w:eastAsia="Times New Roman" w:hAnsi="Times New Roman" w:cs="Times New Roman"/>
-                <w:sz w:val="24"/>
-                <w:szCs w:val="24"/>
-              </w:rPr>
-            </w:pPr>
-            <w:r>
-              <w:rPr>
-                <w:rFonts w:ascii="Calibri" w:eastAsia="Times New Roman" w:hAnsi="Calibri" w:cs="Calibri"/>
-                <w:i/>
-                <w:iCs/>
-                <w:color w:val="000000"/>
-                <w:sz w:val="24"/>
-                <w:szCs w:val="24"/>
-              </w:rPr>
-              <w:t>BYU Pathway</w:t>
-            </w:r>
-          </w:p>
-        </w:tc>
-        <w:tc>
-          <w:tcPr>
-            <w:tcW w:w="0" w:type="auto"/>
-            <w:tcMar>
-              <w:top w:w="0" w:type="dxa"/>
-              <w:left w:w="108" w:type="dxa"/>
-              <w:bottom w:w="0" w:type="dxa"/>
-              <w:right w:w="108" w:type="dxa"/>
-            </w:tcMar>
-            <w:hideMark/>
-          </w:tcPr>
-          <w:p>
-            <w:pPr>
-              <w:spacing w:after="0" w:line="240" w:lineRule="auto"/>
-              <w:jc w:val="right"/>
-              <w:rPr>
-                <w:rFonts w:ascii="Times New Roman" w:eastAsia="Times New Roman" w:hAnsi="Times New Roman" w:cs="Times New Roman"/>
-                <w:sz w:val="24"/>
-                <w:szCs w:val="24"/>
-              </w:rPr>
-            </w:pPr>
-            <w:r>
-              <w:rPr>
-                <w:rFonts w:ascii="Calibri" w:eastAsia="Times New Roman" w:hAnsi="Calibri" w:cs="Calibri"/>
-                <w:color w:val="000000"/>
-                <w:sz w:val="24"/>
-                <w:szCs w:val="24"/>
-              </w:rPr>
-              <w:t>2021 – 2026</w:t>
-            </w:r>
-          </w:p>
-        </w:tc>
-      </w:tr>
-      <w:tr>
-        <w:tc>
-          <w:tcPr>
-            <w:tcW w:w="0" w:type="auto"/>
-            <w:gridSpan w:val="2"/>
-            <w:tcMar>
-              <w:top w:w="0" w:type="dxa"/>
-              <w:left w:w="108" w:type="dxa"/>
-              <w:bottom w:w="0" w:type="dxa"/>
-              <w:right w:w="108" w:type="dxa"/>
-            </w:tcMar>
-            <w:hideMark/>
-          </w:tcPr>
-          <w:p>
-            <w:pPr>
-              <w:numPr>
-                <w:ilvl w:val="0"/>
-                <w:numId w:val="3"/>
-              </w:numPr>
-              <w:spacing w:line="240" w:lineRule="auto"/>
-              <w:textAlignment w:val="baseline"/>
-              <w:rPr>
-                <w:rFonts w:ascii="Calibri" w:eastAsia="Times New Roman" w:hAnsi="Calibri" w:cs="Calibri"/>
-                <w:color w:val="000000"/>
-              </w:rPr>
-            </w:pPr>
-            <w:r>
-              <w:rPr>
-                <w:rFonts w:ascii="Calibri" w:eastAsia="Times New Roman" w:hAnsi="Calibri" w:cs="Calibri"/>
-                <w:color w:val="000000"/>
-              </w:rPr>
-              <w:t>Studying front and backend web development</w:t>
-            </w:r>
-          </w:p>
-        </w:tc>
-      </w:tr>
-      <w:tr>
-        <w:tc>
-          <w:tcPr>
-            <w:tcW w:w="0" w:type="auto"/>
-            <w:tcMar>
-              <w:top w:w="0" w:type="dxa"/>
-              <w:left w:w="108" w:type="dxa"/>
-              <w:bottom w:w="0" w:type="dxa"/>
-              <w:right w:w="108" w:type="dxa"/>
-            </w:tcMar>
-            <w:hideMark/>
-          </w:tcPr>
-          <w:p>
-            <w:pPr>
-              <w:spacing w:after="0" w:line="240" w:lineRule="auto"/>
-              <w:rPr>
-                <w:rFonts w:ascii="Times New Roman" w:eastAsia="Times New Roman" w:hAnsi="Times New Roman" w:cs="Times New Roman"/>
-                <w:sz w:val="24"/>
-                <w:szCs w:val="24"/>
-              </w:rPr>
-            </w:pPr>
-            <w:r>
-              <w:rPr>
-                <w:rFonts w:ascii="Calibri" w:eastAsia="Times New Roman" w:hAnsi="Calibri" w:cs="Calibri"/>
-                <w:b/>
-                <w:bCs/>
-                <w:color w:val="000000"/>
-                <w:sz w:val="24"/>
-                <w:szCs w:val="24"/>
-              </w:rPr>
-              <w:t>ISTQB Certification</w:t>
-            </w:r>
-          </w:p>
-        </w:tc>
-        <w:tc>
-          <w:tcPr>
-            <w:tcW w:w="0" w:type="auto"/>
-            <w:tcMar>
-              <w:top w:w="0" w:type="dxa"/>
-              <w:left w:w="108" w:type="dxa"/>
-              <w:bottom w:w="0" w:type="dxa"/>
-              <w:right w:w="108" w:type="dxa"/>
-            </w:tcMar>
-            <w:hideMark/>
-          </w:tcPr>
-          <w:p>
-            <w:pPr>
-              <w:spacing w:after="0" w:line="240" w:lineRule="auto"/>
-              <w:jc w:val="right"/>
-              <w:rPr>
-                <w:rFonts w:ascii="Times New Roman" w:eastAsia="Times New Roman" w:hAnsi="Times New Roman" w:cs="Times New Roman"/>
-                <w:sz w:val="24"/>
-                <w:szCs w:val="24"/>
-              </w:rPr>
-            </w:pPr>
-            <w:r>
-              <w:rPr>
-                <w:rFonts w:ascii="Calibri" w:eastAsia="Times New Roman" w:hAnsi="Calibri" w:cs="Calibri"/>
-                <w:color w:val="000000"/>
-                <w:sz w:val="24"/>
-                <w:szCs w:val="24"/>
-              </w:rPr>
-              <w:t>2018</w:t>
-            </w:r>
-          </w:p>
-        </w:tc>
-      </w:tr>
-    </w:tbl>
-    <w:p/>
-    <w:p>
-      <w:pPr>
-        <w:pStyle w:val="Heading1"/>
-      </w:pPr>
-      <w:r>
-        <w:t>Footer</w:t>
-      </w:r>
-    </w:p>
-    <w:p>
-      <w:r>
-        <w:t>In the footing will contain links to social media</w:t>
-      </w:r>
-      <w:r>
-        <w:t>, the site plan, and contact information.</w:t>
+      <w:r>
+        <w:t xml:space="preserve">Footer </w:t>
+      </w:r>
+      <w:r>
+        <w:t>will have social media links as well as the website name and an all rights reserved text.</w:t>
       </w:r>
     </w:p>
     <w:sectPr>
@@ -1240,6 +501,118 @@
       </w:rPr>
     </w:lvl>
   </w:abstractNum>
+  <w:abstractNum w:abstractNumId="3" w15:restartNumberingAfterBreak="0">
+    <w:nsid w:val="7F3A3423"/>
+    <w:multiLevelType w:val="hybridMultilevel"/>
+    <w:tmpl w:val="F7365B46"/>
+    <w:lvl w:ilvl="0" w:tplc="034A7B48">
+      <w:numFmt w:val="bullet"/>
+      <w:lvlText w:val=""/>
+      <w:lvlJc w:val="left"/>
+      <w:pPr>
+        <w:ind w:left="720" w:hanging="360"/>
+      </w:pPr>
+      <w:rPr>
+        <w:rFonts w:ascii="Symbol" w:eastAsiaTheme="minorHAnsi" w:hAnsi="Symbol" w:cstheme="minorBidi" w:hint="default"/>
+      </w:rPr>
+    </w:lvl>
+    <w:lvl w:ilvl="1" w:tplc="04090003" w:tentative="1">
+      <w:start w:val="1"/>
+      <w:numFmt w:val="bullet"/>
+      <w:lvlText w:val="o"/>
+      <w:lvlJc w:val="left"/>
+      <w:pPr>
+        <w:ind w:left="1440" w:hanging="360"/>
+      </w:pPr>
+      <w:rPr>
+        <w:rFonts w:ascii="Courier New" w:hAnsi="Courier New" w:cs="Courier New" w:hint="default"/>
+      </w:rPr>
+    </w:lvl>
+    <w:lvl w:ilvl="2" w:tplc="04090005" w:tentative="1">
+      <w:start w:val="1"/>
+      <w:numFmt w:val="bullet"/>
+      <w:lvlText w:val=""/>
+      <w:lvlJc w:val="left"/>
+      <w:pPr>
+        <w:ind w:left="2160" w:hanging="360"/>
+      </w:pPr>
+      <w:rPr>
+        <w:rFonts w:ascii="Wingdings" w:hAnsi="Wingdings" w:hint="default"/>
+      </w:rPr>
+    </w:lvl>
+    <w:lvl w:ilvl="3" w:tplc="04090001" w:tentative="1">
+      <w:start w:val="1"/>
+      <w:numFmt w:val="bullet"/>
+      <w:lvlText w:val=""/>
+      <w:lvlJc w:val="left"/>
+      <w:pPr>
+        <w:ind w:left="2880" w:hanging="360"/>
+      </w:pPr>
+      <w:rPr>
+        <w:rFonts w:ascii="Symbol" w:hAnsi="Symbol" w:hint="default"/>
+      </w:rPr>
+    </w:lvl>
+    <w:lvl w:ilvl="4" w:tplc="04090003" w:tentative="1">
+      <w:start w:val="1"/>
+      <w:numFmt w:val="bullet"/>
+      <w:lvlText w:val="o"/>
+      <w:lvlJc w:val="left"/>
+      <w:pPr>
+        <w:ind w:left="3600" w:hanging="360"/>
+      </w:pPr>
+      <w:rPr>
+        <w:rFonts w:ascii="Courier New" w:hAnsi="Courier New" w:cs="Courier New" w:hint="default"/>
+      </w:rPr>
+    </w:lvl>
+    <w:lvl w:ilvl="5" w:tplc="04090005" w:tentative="1">
+      <w:start w:val="1"/>
+      <w:numFmt w:val="bullet"/>
+      <w:lvlText w:val=""/>
+      <w:lvlJc w:val="left"/>
+      <w:pPr>
+        <w:ind w:left="4320" w:hanging="360"/>
+      </w:pPr>
+      <w:rPr>
+        <w:rFonts w:ascii="Wingdings" w:hAnsi="Wingdings" w:hint="default"/>
+      </w:rPr>
+    </w:lvl>
+    <w:lvl w:ilvl="6" w:tplc="04090001" w:tentative="1">
+      <w:start w:val="1"/>
+      <w:numFmt w:val="bullet"/>
+      <w:lvlText w:val=""/>
+      <w:lvlJc w:val="left"/>
+      <w:pPr>
+        <w:ind w:left="5040" w:hanging="360"/>
+      </w:pPr>
+      <w:rPr>
+        <w:rFonts w:ascii="Symbol" w:hAnsi="Symbol" w:hint="default"/>
+      </w:rPr>
+    </w:lvl>
+    <w:lvl w:ilvl="7" w:tplc="04090003" w:tentative="1">
+      <w:start w:val="1"/>
+      <w:numFmt w:val="bullet"/>
+      <w:lvlText w:val="o"/>
+      <w:lvlJc w:val="left"/>
+      <w:pPr>
+        <w:ind w:left="5760" w:hanging="360"/>
+      </w:pPr>
+      <w:rPr>
+        <w:rFonts w:ascii="Courier New" w:hAnsi="Courier New" w:cs="Courier New" w:hint="default"/>
+      </w:rPr>
+    </w:lvl>
+    <w:lvl w:ilvl="8" w:tplc="04090005" w:tentative="1">
+      <w:start w:val="1"/>
+      <w:numFmt w:val="bullet"/>
+      <w:lvlText w:val=""/>
+      <w:lvlJc w:val="left"/>
+      <w:pPr>
+        <w:ind w:left="6480" w:hanging="360"/>
+      </w:pPr>
+      <w:rPr>
+        <w:rFonts w:ascii="Wingdings" w:hAnsi="Wingdings" w:hint="default"/>
+      </w:rPr>
+    </w:lvl>
+  </w:abstractNum>
   <w:num w:numId="1" w16cid:durableId="484201826">
     <w:abstractNumId w:val="1"/>
   </w:num>
@@ -1248,6 +621,9 @@
   </w:num>
   <w:num w:numId="3" w16cid:durableId="1067150163">
     <w:abstractNumId w:val="2"/>
+  </w:num>
+  <w:num w:numId="4" w16cid:durableId="1347517388">
+    <w:abstractNumId w:val="3"/>
   </w:num>
 </w:numbering>
 </file>
@@ -1763,6 +1139,17 @@
       <w:szCs w:val="26"/>
     </w:rPr>
   </w:style>
+  <w:style w:type="paragraph" w:styleId="ListParagraph">
+    <w:name w:val="List Paragraph"/>
+    <w:basedOn w:val="Normal"/>
+    <w:uiPriority w:val="34"/>
+    <w:qFormat/>
+    <w:rsid w:val="00F53622"/>
+    <w:pPr>
+      <w:ind w:left="720"/>
+      <w:contextualSpacing/>
+    </w:pPr>
+  </w:style>
 </w:styles>
 </file>
 

--- a/peronsal-website/word-documents/W08-Brainstorming.docx
+++ b/peronsal-website/word-documents/W08-Brainstorming.docx
@@ -4,18 +4,129 @@
   <w:body>
     <w:p>
       <w:r>
-        <w:t>Header will have the logo and 2 links. The logo will also be a link back to the home page. The two links are: Schedule a Demo, and Services.</w:t>
-      </w:r>
-    </w:p>
-    <w:p>
-      <w:r>
-        <w:t xml:space="preserve">Home page is a sales pitch that has a catch phrase: Small steps towards a better life. Beneath that there will be a paragraph: “Making changes to your life doesn’t have to start with big things. It’s taking small incremental steps that will lead to big results.” </w:t>
-      </w:r>
+        <w:t xml:space="preserve">Header will have the logo and 2 links. </w:t>
+      </w:r>
+    </w:p>
+    <w:p>
+      <w:pPr>
+        <w:pStyle w:val="Heading1"/>
+      </w:pPr>
+      <w:r>
+        <w:t>Header Logo and Links</w:t>
+      </w:r>
+    </w:p>
+    <w:p>
+      <w:r>
+        <w:t xml:space="preserve">The logo will also be a link back to the home page. </w:t>
+      </w:r>
+    </w:p>
+    <w:p>
+      <w:pPr>
+        <w:pStyle w:val="Heading1"/>
+      </w:pPr>
+      <w:r>
+        <w:t>Header Links</w:t>
+      </w:r>
+    </w:p>
+    <w:p>
+      <w:r>
+        <w:t>The two links are: Schedule a Demo, and Services.</w:t>
+      </w:r>
+      <w:r>
+        <w:t xml:space="preserve"> Schedule a demo will take the user to the Demo page where they can schedule a time to attend a webinar. The Services link will take the user to the course page that lists </w:t>
+      </w:r>
+      <w:proofErr w:type="gramStart"/>
+      <w:r>
+        <w:t>all of</w:t>
+      </w:r>
+      <w:proofErr w:type="gramEnd"/>
+      <w:r>
+        <w:t xml:space="preserve"> the courses the user can take.</w:t>
+      </w:r>
+    </w:p>
+    <w:p>
+      <w:pPr>
+        <w:pStyle w:val="Heading1"/>
+      </w:pPr>
+      <w:r>
+        <w:t>Body Catch Phrase</w:t>
+      </w:r>
+    </w:p>
+    <w:p>
+      <w:r>
+        <w:t xml:space="preserve">Home page is a sales pitch that has a catch phrase: </w:t>
+      </w:r>
+      <w:proofErr w:type="gramStart"/>
+      <w:r>
+        <w:t>Small</w:t>
+      </w:r>
+      <w:proofErr w:type="gramEnd"/>
+      <w:r>
+        <w:t xml:space="preserve"> steps towards a better life. Beneath th</w:t>
+      </w:r>
+      <w:r>
+        <w:t>e catch phrase</w:t>
+      </w:r>
+      <w:r>
+        <w:t xml:space="preserve"> there will be a paragraph: “Making changes to your life doesn’t have to start with big things. It’s taking small incremental steps that will lead to big results.” </w:t>
+      </w:r>
+    </w:p>
+    <w:p>
+      <w:pPr>
+        <w:pStyle w:val="Heading1"/>
+      </w:pPr>
+      <w:r>
+        <w:t>Body Links</w:t>
+      </w:r>
+    </w:p>
+    <w:p>
       <w:r>
         <w:t>Below that will be links to two child pages. One for scheduling a demo, one for seeing available training. The link could say “Learn more about our trainings” and “click here to schedule a demo”.</w:t>
       </w:r>
     </w:p>
     <w:p>
+      <w:pPr>
+        <w:pStyle w:val="Heading1"/>
+      </w:pPr>
+      <w:r>
+        <w:t>Demo Page Header</w:t>
+      </w:r>
+    </w:p>
+    <w:p>
+      <w:r>
+        <w:t>The logo is there and will contain a link that takes user back to the home page.</w:t>
+      </w:r>
+    </w:p>
+    <w:p>
+      <w:pPr>
+        <w:pStyle w:val="Heading1"/>
+      </w:pPr>
+      <w:r>
+        <w:t>Demo Page Header Links</w:t>
+      </w:r>
+    </w:p>
+    <w:p>
+      <w:r>
+        <w:t xml:space="preserve">The two links are: Schedule a Demo, and Services. Schedule a demo will take the user to the Demo page where they can schedule a time to attend a webinar. The Services link will take the user to the course page that lists </w:t>
+      </w:r>
+      <w:proofErr w:type="gramStart"/>
+      <w:r>
+        <w:t>all of</w:t>
+      </w:r>
+      <w:proofErr w:type="gramEnd"/>
+      <w:r>
+        <w:t xml:space="preserve"> the courses the user can take.</w:t>
+      </w:r>
+    </w:p>
+    <w:p>
+      <w:pPr>
+        <w:pStyle w:val="Heading1"/>
+      </w:pPr>
+      <w:r>
+        <w:t>Demo Page Body</w:t>
+      </w:r>
+    </w:p>
+    <w:p>
       <w:r>
         <w:t xml:space="preserve">The Demo page is a page that has the user schedule a time to view a live webinar. There is a description. The description will say: “Sign up for a live webinar to learn more about our content and services. We’ll walk you through our course content, showing you how simple </w:t>
       </w:r>
@@ -30,11 +141,64 @@
       </w:r>
     </w:p>
     <w:p>
-      <w:r>
-        <w:t>The trainings and content page will consist of a list of different courses the users can take. One class will be on finances. Header will say: “Finances”. Description will say: “Lean the basics of budgeting, increasing your credit score, and investing.</w:t>
-      </w:r>
-      <w:r>
-        <w:t xml:space="preserve"> Another class will be time management. Header will say: “Time Management”. Description will say: “Learn all the basic skills you need to be more efficient in your everyday life</w:t>
+      <w:pPr>
+        <w:pStyle w:val="Heading1"/>
+      </w:pPr>
+      <w:r>
+        <w:t>Training Page Header</w:t>
+      </w:r>
+    </w:p>
+    <w:p>
+      <w:r>
+        <w:t>The logo is there and will contain a link that takes user back to the home page.</w:t>
+      </w:r>
+    </w:p>
+    <w:p>
+      <w:pPr>
+        <w:pStyle w:val="Heading1"/>
+      </w:pPr>
+      <w:r>
+        <w:t>Training Page Header Links</w:t>
+      </w:r>
+    </w:p>
+    <w:p>
+      <w:r>
+        <w:t xml:space="preserve">The two links are: Schedule a Demo, and Services. Schedule a demo will take the user to the Demo page where they can schedule a time to attend a webinar. The Services link will take the user to the course page that lists </w:t>
+      </w:r>
+      <w:proofErr w:type="gramStart"/>
+      <w:r>
+        <w:t>all of</w:t>
+      </w:r>
+      <w:proofErr w:type="gramEnd"/>
+      <w:r>
+        <w:t xml:space="preserve"> the courses the user can take.</w:t>
+      </w:r>
+    </w:p>
+    <w:p>
+      <w:pPr>
+        <w:pStyle w:val="Heading1"/>
+      </w:pPr>
+      <w:r>
+        <w:lastRenderedPageBreak/>
+        <w:t>Training Page Body</w:t>
+      </w:r>
+    </w:p>
+    <w:p>
+      <w:r>
+        <w:t xml:space="preserve">The trainings and content page will consist of a list of different courses the users can take. One class will be on finances. </w:t>
+      </w:r>
+    </w:p>
+    <w:p>
+      <w:r>
+        <w:t>Header will say: “Finances”. Description will say: “Lean the basics of budgeting, increasing your credit score, and investing.</w:t>
+      </w:r>
+      <w:r>
+        <w:t xml:space="preserve"> Another class will be time management. </w:t>
+      </w:r>
+    </w:p>
+    <w:p>
+      <w:r>
+        <w:t>Header will say: “Time Management”. Description will say: “Learn all the basic skills you need to be more efficient in your everyday life</w:t>
       </w:r>
       <w:r>
         <w:t>. You’ll learn how to prioritize your time, as well as showing you available tools like calendars and task managers.</w:t>
@@ -48,6 +212,8 @@
       <w:r>
         <w:t xml:space="preserve"> </w:t>
       </w:r>
+    </w:p>
+    <w:p>
       <w:r>
         <w:t>Another course will be “Goal Setting”. Description: “</w:t>
       </w:r>
@@ -55,7 +221,85 @@
         <w:t>This course is intended to help you gain a better understanding of the why behind the goal through a hierarchy.</w:t>
       </w:r>
       <w:r>
-        <w:t xml:space="preserve"> Other topics: “Habit Forming”, “Learn how to learn”, “Mindfulness and meditation”, “Leadership”, “Communication”.</w:t>
+        <w:t xml:space="preserve"> Other topics: </w:t>
+      </w:r>
+    </w:p>
+    <w:p>
+      <w:r>
+        <w:t xml:space="preserve">Next course: </w:t>
+      </w:r>
+      <w:r>
+        <w:t>“Habit Forming”</w:t>
+      </w:r>
+      <w:r>
+        <w:t>. Description: “Everything you need to know about starting a habit and being consistent. We’ll also go over how to overcome the days where you really don’t want to push through and continue.”</w:t>
+      </w:r>
+    </w:p>
+    <w:p>
+      <w:r>
+        <w:t xml:space="preserve">Another course: </w:t>
+      </w:r>
+      <w:r>
+        <w:t>“Learn</w:t>
+      </w:r>
+      <w:r>
+        <w:t>ing</w:t>
+      </w:r>
+      <w:r>
+        <w:t xml:space="preserve"> how to learn”</w:t>
+      </w:r>
+      <w:r>
+        <w:t xml:space="preserve">. Description: “Learning can be a difficult process for people. This course will help you discover all the different types of learning methods out there </w:t>
+      </w:r>
+      <w:r>
+        <w:t>as well as help you find what works best for you.”</w:t>
+      </w:r>
+    </w:p>
+    <w:p>
+      <w:r>
+        <w:t xml:space="preserve">Next course: </w:t>
+      </w:r>
+      <w:r>
+        <w:t>“Mindfulness and meditation”</w:t>
+      </w:r>
+      <w:r>
+        <w:t>. Description: “There are a myriad of benefits when taking this course. From relieving stress, improving sleep, to helping you alleviate many troubling physical issues. This course has it all.”</w:t>
+      </w:r>
+    </w:p>
+    <w:p>
+      <w:r>
+        <w:t xml:space="preserve">Next course: </w:t>
+      </w:r>
+      <w:r>
+        <w:t>“Leadership”</w:t>
+      </w:r>
+      <w:r>
+        <w:t xml:space="preserve">. Description: </w:t>
+      </w:r>
+      <w:r>
+        <w:t xml:space="preserve">“Learn how to lead like a pro. This course will go over the different styles of leading, conflict resolution, engaging your team, providing constructive criticism, </w:t>
+      </w:r>
+      <w:proofErr w:type="gramStart"/>
+      <w:r>
+        <w:t>coaching</w:t>
+      </w:r>
+      <w:proofErr w:type="gramEnd"/>
+      <w:r>
+        <w:t xml:space="preserve"> and mentoring, and many others.”</w:t>
+      </w:r>
+    </w:p>
+    <w:p>
+      <w:r>
+        <w:t xml:space="preserve">Course: </w:t>
+      </w:r>
+      <w:r>
+        <w:t>“Communication”.</w:t>
+      </w:r>
+      <w:r>
+        <w:t xml:space="preserve"> Description: “This course covers all the different ways of communication with others, from verbal, non-verbal, and written. We’ll go over writing a professional letter and email</w:t>
+      </w:r>
+      <w:r>
+        <w:t xml:space="preserve"> to writing a resume. </w:t>
       </w:r>
     </w:p>
     <w:p>
@@ -63,7 +307,32 @@
         <w:t xml:space="preserve">Footer </w:t>
       </w:r>
       <w:r>
-        <w:t>will have social media links as well as the website name and an all rights reserved text.</w:t>
+        <w:t>will have social media links</w:t>
+      </w:r>
+      <w:r>
+        <w:t xml:space="preserve"> </w:t>
+      </w:r>
+      <w:r>
+        <w:t>as well as the website name and an all rights reserved text.</w:t>
+      </w:r>
+      <w:r>
+        <w:t xml:space="preserve"> The social media links will be for </w:t>
+      </w:r>
+      <w:proofErr w:type="spellStart"/>
+      <w:r>
+        <w:t>facebook</w:t>
+      </w:r>
+      <w:proofErr w:type="spellEnd"/>
+      <w:r>
+        <w:t xml:space="preserve">, twitter, and </w:t>
+      </w:r>
+      <w:proofErr w:type="spellStart"/>
+      <w:r>
+        <w:t>youtube</w:t>
+      </w:r>
+      <w:proofErr w:type="spellEnd"/>
+      <w:r>
+        <w:t>.</w:t>
       </w:r>
     </w:p>
     <w:sectPr>

--- a/peronsal-website/word-documents/W08-Brainstorming.docx
+++ b/peronsal-website/word-documents/W08-Brainstorming.docx
@@ -123,7 +123,7 @@
         <w:pStyle w:val="Heading1"/>
       </w:pPr>
       <w:r>
-        <w:t>Demo Page Body</w:t>
+        <w:t>Schedule a time for Demo</w:t>
       </w:r>
     </w:p>
     <w:p>
@@ -145,161 +145,133 @@
         <w:pStyle w:val="Heading1"/>
       </w:pPr>
       <w:r>
-        <w:t>Training Page Header</w:t>
-      </w:r>
-    </w:p>
-    <w:p>
-      <w:r>
-        <w:t>The logo is there and will contain a link that takes user back to the home page.</w:t>
-      </w:r>
-    </w:p>
-    <w:p>
-      <w:pPr>
-        <w:pStyle w:val="Heading1"/>
-      </w:pPr>
-      <w:r>
-        <w:t>Training Page Header Links</w:t>
-      </w:r>
-    </w:p>
-    <w:p>
-      <w:r>
-        <w:t xml:space="preserve">The two links are: Schedule a Demo, and Services. Schedule a demo will take the user to the Demo page where they can schedule a time to attend a webinar. The Services link will take the user to the course page that lists </w:t>
+        <w:t>List of Available Services</w:t>
+      </w:r>
+    </w:p>
+    <w:p>
+      <w:r>
+        <w:t xml:space="preserve">The trainings and content page will consist of a list of different courses the users can take. One class will be on finances. </w:t>
+      </w:r>
+    </w:p>
+    <w:p>
+      <w:r>
+        <w:t>Header will say: “Finances”. Description will say: “Lean the basics of budgeting, increasing your credit score, and investing.</w:t>
+      </w:r>
+      <w:r>
+        <w:t xml:space="preserve"> Another class will be time management. </w:t>
+      </w:r>
+    </w:p>
+    <w:p>
+      <w:r>
+        <w:lastRenderedPageBreak/>
+        <w:t>Header will say: “Time Management”. Description will say: “Learn all the basic skills you need to be more efficient in your everyday life</w:t>
+      </w:r>
+      <w:r>
+        <w:t>. You’ll learn how to prioritize your time, as well as showing you available tools like calendars and task managers.</w:t>
+      </w:r>
+      <w:r>
+        <w:t>”</w:t>
+      </w:r>
+      <w:r>
+        <w:t xml:space="preserve"> </w:t>
+      </w:r>
+      <w:r>
+        <w:t xml:space="preserve"> </w:t>
+      </w:r>
+    </w:p>
+    <w:p>
+      <w:r>
+        <w:t>Another course will be “Goal Setting”. Description: “</w:t>
+      </w:r>
+      <w:r>
+        <w:t>This course is intended to help you gain a better understanding of the why behind the goal through a hierarchy.</w:t>
+      </w:r>
+      <w:r>
+        <w:t xml:space="preserve"> Other topics: </w:t>
+      </w:r>
+    </w:p>
+    <w:p>
+      <w:r>
+        <w:t xml:space="preserve">Next course: </w:t>
+      </w:r>
+      <w:r>
+        <w:t>“Habit Forming”</w:t>
+      </w:r>
+      <w:r>
+        <w:t>. Description: “Everything you need to know about starting a habit and being consistent. We’ll also go over how to overcome the days where you really don’t want to push through and continue.”</w:t>
+      </w:r>
+    </w:p>
+    <w:p>
+      <w:r>
+        <w:t xml:space="preserve">Another course: </w:t>
+      </w:r>
+      <w:r>
+        <w:t>“Learn</w:t>
+      </w:r>
+      <w:r>
+        <w:t>ing</w:t>
+      </w:r>
+      <w:r>
+        <w:t xml:space="preserve"> how to learn”</w:t>
+      </w:r>
+      <w:r>
+        <w:t xml:space="preserve">. Description: “Learning can be a difficult process for people. This course will help you discover all the different types of learning methods out there </w:t>
+      </w:r>
+      <w:r>
+        <w:t>as well as help you find what works best for you.”</w:t>
+      </w:r>
+    </w:p>
+    <w:p>
+      <w:r>
+        <w:t xml:space="preserve">Next course: </w:t>
+      </w:r>
+      <w:r>
+        <w:t>“Mindfulness and meditation”</w:t>
+      </w:r>
+      <w:r>
+        <w:t>. Description: “There are a myriad of benefits when taking this course. From relieving stress, improving sleep, to helping you alleviate many troubling physical issues. This course has it all.”</w:t>
+      </w:r>
+    </w:p>
+    <w:p>
+      <w:r>
+        <w:t xml:space="preserve">Next course: </w:t>
+      </w:r>
+      <w:r>
+        <w:t>“Leadership”</w:t>
+      </w:r>
+      <w:r>
+        <w:t xml:space="preserve">. Description: </w:t>
+      </w:r>
+      <w:r>
+        <w:t xml:space="preserve">“Learn how to lead like a pro. This course will go over the different styles of leading, conflict resolution, engaging your team, providing constructive criticism, </w:t>
       </w:r>
       <w:proofErr w:type="gramStart"/>
       <w:r>
-        <w:t>all of</w:t>
+        <w:t>coaching</w:t>
       </w:r>
       <w:proofErr w:type="gramEnd"/>
       <w:r>
-        <w:t xml:space="preserve"> the courses the user can take.</w:t>
-      </w:r>
-    </w:p>
-    <w:p>
-      <w:pPr>
-        <w:pStyle w:val="Heading1"/>
-      </w:pPr>
-      <w:r>
-        <w:lastRenderedPageBreak/>
-        <w:t>Training Page Body</w:t>
-      </w:r>
-    </w:p>
-    <w:p>
-      <w:r>
-        <w:t xml:space="preserve">The trainings and content page will consist of a list of different courses the users can take. One class will be on finances. </w:t>
-      </w:r>
-    </w:p>
-    <w:p>
-      <w:r>
-        <w:t>Header will say: “Finances”. Description will say: “Lean the basics of budgeting, increasing your credit score, and investing.</w:t>
-      </w:r>
-      <w:r>
-        <w:t xml:space="preserve"> Another class will be time management. </w:t>
-      </w:r>
-    </w:p>
-    <w:p>
-      <w:r>
-        <w:t>Header will say: “Time Management”. Description will say: “Learn all the basic skills you need to be more efficient in your everyday life</w:t>
-      </w:r>
-      <w:r>
-        <w:t>. You’ll learn how to prioritize your time, as well as showing you available tools like calendars and task managers.</w:t>
+        <w:t xml:space="preserve"> and mentoring, and many others.”</w:t>
+      </w:r>
+    </w:p>
+    <w:p>
+      <w:r>
+        <w:t xml:space="preserve">Course: </w:t>
+      </w:r>
+      <w:r>
+        <w:t>“Communication”.</w:t>
+      </w:r>
+      <w:r>
+        <w:t xml:space="preserve"> Description: “This course covers all the different ways of communication with others, from verbal, non-verbal, and written. We’ll go over writing a professional letter and email</w:t>
+      </w:r>
+      <w:r>
+        <w:t xml:space="preserve"> to writing a resume.</w:t>
       </w:r>
       <w:r>
         <w:t>”</w:t>
       </w:r>
       <w:r>
         <w:t xml:space="preserve"> </w:t>
-      </w:r>
-      <w:r>
-        <w:t xml:space="preserve"> </w:t>
-      </w:r>
-    </w:p>
-    <w:p>
-      <w:r>
-        <w:t>Another course will be “Goal Setting”. Description: “</w:t>
-      </w:r>
-      <w:r>
-        <w:t>This course is intended to help you gain a better understanding of the why behind the goal through a hierarchy.</w:t>
-      </w:r>
-      <w:r>
-        <w:t xml:space="preserve"> Other topics: </w:t>
-      </w:r>
-    </w:p>
-    <w:p>
-      <w:r>
-        <w:t xml:space="preserve">Next course: </w:t>
-      </w:r>
-      <w:r>
-        <w:t>“Habit Forming”</w:t>
-      </w:r>
-      <w:r>
-        <w:t>. Description: “Everything you need to know about starting a habit and being consistent. We’ll also go over how to overcome the days where you really don’t want to push through and continue.”</w:t>
-      </w:r>
-    </w:p>
-    <w:p>
-      <w:r>
-        <w:t xml:space="preserve">Another course: </w:t>
-      </w:r>
-      <w:r>
-        <w:t>“Learn</w:t>
-      </w:r>
-      <w:r>
-        <w:t>ing</w:t>
-      </w:r>
-      <w:r>
-        <w:t xml:space="preserve"> how to learn”</w:t>
-      </w:r>
-      <w:r>
-        <w:t xml:space="preserve">. Description: “Learning can be a difficult process for people. This course will help you discover all the different types of learning methods out there </w:t>
-      </w:r>
-      <w:r>
-        <w:t>as well as help you find what works best for you.”</w:t>
-      </w:r>
-    </w:p>
-    <w:p>
-      <w:r>
-        <w:t xml:space="preserve">Next course: </w:t>
-      </w:r>
-      <w:r>
-        <w:t>“Mindfulness and meditation”</w:t>
-      </w:r>
-      <w:r>
-        <w:t>. Description: “There are a myriad of benefits when taking this course. From relieving stress, improving sleep, to helping you alleviate many troubling physical issues. This course has it all.”</w:t>
-      </w:r>
-    </w:p>
-    <w:p>
-      <w:r>
-        <w:t xml:space="preserve">Next course: </w:t>
-      </w:r>
-      <w:r>
-        <w:t>“Leadership”</w:t>
-      </w:r>
-      <w:r>
-        <w:t xml:space="preserve">. Description: </w:t>
-      </w:r>
-      <w:r>
-        <w:t xml:space="preserve">“Learn how to lead like a pro. This course will go over the different styles of leading, conflict resolution, engaging your team, providing constructive criticism, </w:t>
-      </w:r>
-      <w:proofErr w:type="gramStart"/>
-      <w:r>
-        <w:t>coaching</w:t>
-      </w:r>
-      <w:proofErr w:type="gramEnd"/>
-      <w:r>
-        <w:t xml:space="preserve"> and mentoring, and many others.”</w:t>
-      </w:r>
-    </w:p>
-    <w:p>
-      <w:r>
-        <w:t xml:space="preserve">Course: </w:t>
-      </w:r>
-      <w:r>
-        <w:t>“Communication”.</w:t>
-      </w:r>
-      <w:r>
-        <w:t xml:space="preserve"> Description: “This course covers all the different ways of communication with others, from verbal, non-verbal, and written. We’ll go over writing a professional letter and email</w:t>
-      </w:r>
-      <w:r>
-        <w:t xml:space="preserve"> to writing a resume. </w:t>
       </w:r>
     </w:p>
     <w:p>
